--- a/Doc3_Timeline.docx
+++ b/Doc3_Timeline.docx
@@ -1418,7 +1418,7 @@
               <w:rPr>
                 <w:sz w:val="20"/>
               </w:rPr>
-              <w:t>1 engineer</w:t>
+              <w:t>1 engineer + Automation</w:t>
             </w:r>
           </w:p>
         </w:tc>
@@ -1431,7 +1431,7 @@
               <w:rPr>
                 <w:sz w:val="20"/>
               </w:rPr>
-              <w:t>~44 weeks total</w:t>
+              <w:t>~28 person-weeks</w:t>
             </w:r>
           </w:p>
         </w:tc>
@@ -1444,7 +1444,7 @@
               <w:rPr>
                 <w:sz w:val="20"/>
               </w:rPr>
-              <w:t>~40% overlaps with dev</w:t>
+              <w:t>~17 weeks</w:t>
             </w:r>
           </w:p>
         </w:tc>
@@ -1457,7 +1457,7 @@
               <w:rPr>
                 <w:sz w:val="20"/>
               </w:rPr>
-              <w:t>E2E, performance, security, WCAG; unit tests written by devs</w:t>
+              <w:t>Parallel test streams (BE + FE overlap Weeks 6–11); completes Week 17; unit tests written by devs</w:t>
             </w:r>
           </w:p>
         </w:tc>
@@ -1536,7 +1536,7 @@
         <w:pStyle w:val="ListBullet"/>
       </w:pPr>
       <w:r>
-        <w:t>Frontend and backend streams run in parallel, with QA overlapping ~40% with active development sprints</w:t>
+        <w:t>Frontend and backend streams run in parallel, with QA overlapping dev from Week 3 through parallel test streams</w:t>
       </w:r>
     </w:p>
     <w:p>
@@ -1552,7 +1552,7 @@
         <w:pStyle w:val="ListBullet"/>
       </w:pPr>
       <w:r>
-        <w:t>QA effort extends beyond dev completion for final regression, performance, and security testing</w:t>
+        <w:t>QA completes at Week 17 (regression + release hardening), providing 3-week handover buffer before program end</w:t>
       </w:r>
     </w:p>
     <w:p>
@@ -2360,6 +2360,67 @@
           <w:sz w:val="20"/>
         </w:rPr>
         <w:t>.*</w:t>
+      </w:r>
+    </w:p>
+    <w:p>
+      <w:pPr>
+        <w:pStyle w:val="Heading2"/>
+      </w:pPr>
+      <w:r>
+        <w:t>1.6 Project Assumptions</w:t>
+      </w:r>
+    </w:p>
+    <w:p>
+      <w:r>
+        <w:t>The timeline and delivery plan are based on the following key assumptions (aligned with Commercial Agreement document):</w:t>
+      </w:r>
+    </w:p>
+    <w:p>
+      <w:pPr>
+        <w:pStyle w:val="ListBullet"/>
+      </w:pPr>
+      <w:r>
+        <w:t>All 16 undesigned screens will be finalized during Sprint 0 design sprint.</w:t>
+      </w:r>
+    </w:p>
+    <w:p>
+      <w:pPr>
+        <w:pStyle w:val="ListBullet"/>
+      </w:pPr>
+      <w:r>
+        <w:t>UX assets and style guide will be provided by HighRadius or approved within 5 business days.</w:t>
+      </w:r>
+    </w:p>
+    <w:p>
+      <w:pPr>
+        <w:pStyle w:val="ListBullet"/>
+      </w:pPr>
+      <w:r>
+        <w:t>No major changes to G4 platform or ERP interfaces during the 20-week delivery window.</w:t>
+      </w:r>
+    </w:p>
+    <w:p>
+      <w:pPr>
+        <w:pStyle w:val="ListBullet"/>
+      </w:pPr>
+      <w:r>
+        <w:t>HighRadius resources (Product, Engineering, Infosec) will be available for weekly reviews and sign-offs.</w:t>
+      </w:r>
+    </w:p>
+    <w:p>
+      <w:pPr>
+        <w:pStyle w:val="ListBullet"/>
+      </w:pPr>
+      <w:r>
+        <w:t>Production environment and G4 deployment access granted by Week 4.</w:t>
+      </w:r>
+    </w:p>
+    <w:p>
+      <w:pPr>
+        <w:pStyle w:val="ListBullet"/>
+      </w:pPr>
+      <w:r>
+        <w:t>Scope variance capped at 10–15%; anything beyond will be handled via formal Change Request (see Commercial Agreement document).</w:t>
       </w:r>
     </w:p>
     <w:p>
@@ -5408,7 +5469,7 @@
               <w:rPr>
                 <w:sz w:val="20"/>
               </w:rPr>
-              <w:t>2</w:t>
+              <w:t>3</w:t>
             </w:r>
           </w:p>
         </w:tc>

--- a/Doc3_Timeline.docx
+++ b/Doc3_Timeline.docx
@@ -3597,7 +3597,16 @@
     </w:p>
     <w:p>
       <w:r>
-        <w:t>All defects follow a standardized lifecycle from discovery through resolution and closure. The SLA targets below are project-specific commitments aligned to HighRadius's operational expectations and RFP requirements. This applies to both in-sprint defects and production incidents.</w:t>
+        <w:t xml:space="preserve">All defects follow a standardized lifecycle from discovery through resolution and closure. The SLA targets below are project-specific commitments aligned to HighRadius's operational expectations and RFP requirements. These SLAs apply during the 20-week development phase (full team available). Post-go-live hypercare SLAs are defined in the </w:t>
+      </w:r>
+      <w:r>
+        <w:rPr>
+          <w:b/>
+        </w:rPr>
+        <w:t>Commercial Agreement document</w:t>
+      </w:r>
+      <w:r>
+        <w:t>.</w:t>
       </w:r>
     </w:p>
     <w:tbl>
@@ -5469,7 +5478,7 @@
               <w:rPr>
                 <w:sz w:val="20"/>
               </w:rPr>
-              <w:t>3</w:t>
+              <w:t>2</w:t>
             </w:r>
           </w:p>
         </w:tc>
@@ -5620,6 +5629,18 @@
       </w:r>
       <w:r>
         <w:t xml:space="preserve"> 7 FTE (6 months core development + extended hypercare phase at 0.5 FTE)</w:t>
+      </w:r>
+    </w:p>
+    <w:p>
+      <w:r/>
+      <w:r>
+        <w:rPr>
+          <w:b/>
+        </w:rPr>
+        <w:t>Note:</w:t>
+      </w:r>
+      <w:r>
+        <w:t xml:space="preserve"> Architect/Technical Lead contributes ~40% backend effort and ~20% frontend effort alongside dedicated engineers, giving effective capacity of 3 FE developers and 2.4 BE developers for calendar estimation purposes (see Section 1.3).</w:t>
       </w:r>
     </w:p>
     <w:p>
